--- a/dist/SUBMISSION_FINAL/P5_China_IJOEM/02_title_page.docx
+++ b/dist/SUBMISSION_FINAL/P5_China_IJOEM/02_title_page.docx
@@ -170,7 +170,7 @@
         <w:t xml:space="preserve"> </w:t>
       </w:r>
       <w:r>
-        <w:t xml:space="preserve">College of Economics, Can Tho University (CTU)</w:t>
+        <w:t xml:space="preserve">School of Economics, Can Tho University (CTU)</w:t>
       </w:r>
     </w:p>
     <w:p>
@@ -218,7 +218,7 @@
           <w:rPr>
             <w:rStyle w:val="Hyperlink"/>
           </w:rPr>
-          <w:t xml:space="preserve">huongp1323001@gstudent.ctu.edu.vn</w:t>
+          <w:t xml:space="preserve">thuyhuongctu@gmail.com</w:t>
         </w:r>
       </w:hyperlink>
     </w:p>
@@ -346,7 +346,7 @@
         <w:t xml:space="preserve"> </w:t>
       </w:r>
       <w:r>
-        <w:t xml:space="preserve">College of Economics, Can Tho University (CTU)</w:t>
+        <w:t xml:space="preserve">School of Economics, Can Tho University (CTU)</w:t>
       </w:r>
     </w:p>
     <w:p>

--- a/dist/SUBMISSION_FINAL/P5_China_IJOEM/02_title_page.docx
+++ b/dist/SUBMISSION_FINAL/P5_China_IJOEM/02_title_page.docx
@@ -64,7 +64,7 @@
         <w:t xml:space="preserve"> </w:t>
       </w:r>
       <w:r>
-        <w:t xml:space="preserve">International Journal of Emerging Markets (IJOEM)</w:t>
+        <w:t xml:space="preserve">International Journal of Emerging Markets (IJOEM), Emerald Publishing</w:t>
       </w:r>
     </w:p>
     <w:p>
@@ -82,7 +82,7 @@
         <w:t xml:space="preserve"> </w:t>
       </w:r>
       <w:r>
-        <w:t xml:space="preserve">10 May 2026</w:t>
+        <w:t xml:space="preserve">2 June 2026</w:t>
       </w:r>
     </w:p>
     <w:p>
